--- a/INFORME - Avance 2.docx
+++ b/INFORME - Avance 2.docx
@@ -12,6 +12,2678 @@
       <w:bookmarkStart w:id="0" w:name="índice-general"/>
       <w:bookmarkStart w:id="1" w:name="informe-académico-del-proyecto-final"/>
     </w:p>
+    <w:p>
+      <w:pPr>
+        <w:widowControl w:val="0"/>
+        <w:autoSpaceDE w:val="0"/>
+        <w:autoSpaceDN w:val="0"/>
+        <w:spacing w:after="0"/>
+        <w:ind w:left="2053"/>
+        <w:rPr>
+          <w:rFonts w:ascii="Arial" w:eastAsia="Arial" w:hAnsi="Arial" w:cs="Arial"/>
+          <w:sz w:val="22"/>
+          <w:szCs w:val="22"/>
+          <w:lang w:eastAsia="en-US"/>
+        </w:rPr>
+      </w:pPr>
+      <w:r>
+        <w:rPr>
+          <w:rFonts w:ascii="Arial" w:eastAsia="Arial" w:hAnsi="Arial" w:cs="Arial"/>
+          <w:noProof/>
+          <w:sz w:val="22"/>
+          <w:szCs w:val="22"/>
+          <w:lang w:eastAsia="en-US"/>
+        </w:rPr>
+        <w:drawing>
+          <wp:inline distT="0" distB="0" distL="0" distR="0" wp14:anchorId="1230AA66" wp14:editId="7005BD2E">
+            <wp:extent cx="2781300" cy="800100"/>
+            <wp:effectExtent l="0" t="0" r="0" b="0"/>
+            <wp:docPr id="7" name="image1.png"/>
+            <wp:cNvGraphicFramePr>
+              <a:graphicFrameLocks xmlns:a="http://schemas.openxmlformats.org/drawingml/2006/main" noChangeAspect="1"/>
+            </wp:cNvGraphicFramePr>
+            <a:graphic xmlns:a="http://schemas.openxmlformats.org/drawingml/2006/main">
+              <a:graphicData uri="http://schemas.openxmlformats.org/drawingml/2006/picture">
+                <pic:pic xmlns:pic="http://schemas.openxmlformats.org/drawingml/2006/picture">
+                  <pic:nvPicPr>
+                    <pic:cNvPr id="0" name="image1.png"/>
+                    <pic:cNvPicPr>
+                      <a:picLocks noChangeAspect="1" noChangeArrowheads="1"/>
+                    </pic:cNvPicPr>
+                  </pic:nvPicPr>
+                  <pic:blipFill>
+                    <a:blip r:embed="rId8">
+                      <a:extLst>
+                        <a:ext uri="{28A0092B-C50C-407E-A947-70E740481C1C}">
+                          <a14:useLocalDpi xmlns:a14="http://schemas.microsoft.com/office/drawing/2010/main" val="0"/>
+                        </a:ext>
+                      </a:extLst>
+                    </a:blip>
+                    <a:srcRect/>
+                    <a:stretch>
+                      <a:fillRect/>
+                    </a:stretch>
+                  </pic:blipFill>
+                  <pic:spPr bwMode="auto">
+                    <a:xfrm>
+                      <a:off x="0" y="0"/>
+                      <a:ext cx="2781300" cy="800100"/>
+                    </a:xfrm>
+                    <a:prstGeom prst="rect">
+                      <a:avLst/>
+                    </a:prstGeom>
+                    <a:noFill/>
+                    <a:ln>
+                      <a:noFill/>
+                    </a:ln>
+                  </pic:spPr>
+                </pic:pic>
+              </a:graphicData>
+            </a:graphic>
+          </wp:inline>
+        </w:drawing>
+      </w:r>
+    </w:p>
+    <w:p>
+      <w:pPr>
+        <w:widowControl w:val="0"/>
+        <w:autoSpaceDE w:val="0"/>
+        <w:autoSpaceDN w:val="0"/>
+        <w:spacing w:after="0"/>
+        <w:rPr>
+          <w:rFonts w:ascii="Arial" w:eastAsia="Arial" w:hAnsi="Arial" w:cs="Arial"/>
+          <w:sz w:val="22"/>
+          <w:szCs w:val="22"/>
+          <w:lang w:eastAsia="en-US"/>
+        </w:rPr>
+      </w:pPr>
+    </w:p>
+    <w:p>
+      <w:pPr>
+        <w:widowControl w:val="0"/>
+        <w:autoSpaceDE w:val="0"/>
+        <w:autoSpaceDN w:val="0"/>
+        <w:spacing w:after="0"/>
+        <w:rPr>
+          <w:rFonts w:ascii="Arial" w:eastAsia="Arial" w:hAnsi="Arial" w:cs="Arial"/>
+          <w:sz w:val="22"/>
+          <w:szCs w:val="22"/>
+          <w:lang w:eastAsia="en-US"/>
+        </w:rPr>
+      </w:pPr>
+    </w:p>
+    <w:p>
+      <w:pPr>
+        <w:widowControl w:val="0"/>
+        <w:autoSpaceDE w:val="0"/>
+        <w:autoSpaceDN w:val="0"/>
+        <w:spacing w:after="0"/>
+        <w:rPr>
+          <w:rFonts w:ascii="Arial" w:eastAsia="Arial" w:hAnsi="Arial" w:cs="Arial"/>
+          <w:sz w:val="22"/>
+          <w:szCs w:val="22"/>
+          <w:lang w:eastAsia="en-US"/>
+        </w:rPr>
+      </w:pPr>
+    </w:p>
+    <w:p>
+      <w:pPr>
+        <w:widowControl w:val="0"/>
+        <w:autoSpaceDE w:val="0"/>
+        <w:autoSpaceDN w:val="0"/>
+        <w:spacing w:after="0"/>
+        <w:rPr>
+          <w:rFonts w:ascii="Arial" w:eastAsia="Arial" w:hAnsi="Arial" w:cs="Arial"/>
+          <w:sz w:val="22"/>
+          <w:szCs w:val="22"/>
+          <w:lang w:eastAsia="en-US"/>
+        </w:rPr>
+      </w:pPr>
+    </w:p>
+    <w:p>
+      <w:pPr>
+        <w:widowControl w:val="0"/>
+        <w:autoSpaceDE w:val="0"/>
+        <w:autoSpaceDN w:val="0"/>
+        <w:spacing w:after="0"/>
+        <w:rPr>
+          <w:rFonts w:ascii="Arial" w:eastAsia="Arial" w:hAnsi="Arial" w:cs="Arial"/>
+          <w:sz w:val="22"/>
+          <w:szCs w:val="22"/>
+          <w:lang w:eastAsia="en-US"/>
+        </w:rPr>
+      </w:pPr>
+    </w:p>
+    <w:p>
+      <w:pPr>
+        <w:widowControl w:val="0"/>
+        <w:autoSpaceDE w:val="0"/>
+        <w:autoSpaceDN w:val="0"/>
+        <w:spacing w:after="0"/>
+        <w:rPr>
+          <w:rFonts w:ascii="Arial" w:eastAsia="Arial" w:hAnsi="Arial" w:cs="Arial"/>
+          <w:sz w:val="22"/>
+          <w:szCs w:val="22"/>
+          <w:lang w:eastAsia="en-US"/>
+        </w:rPr>
+      </w:pPr>
+    </w:p>
+    <w:p>
+      <w:pPr>
+        <w:widowControl w:val="0"/>
+        <w:autoSpaceDE w:val="0"/>
+        <w:autoSpaceDN w:val="0"/>
+        <w:spacing w:after="0"/>
+        <w:rPr>
+          <w:rFonts w:ascii="Arial" w:eastAsia="Arial" w:hAnsi="Arial" w:cs="Arial"/>
+          <w:sz w:val="22"/>
+          <w:szCs w:val="22"/>
+          <w:lang w:eastAsia="en-US"/>
+        </w:rPr>
+      </w:pPr>
+    </w:p>
+    <w:p>
+      <w:pPr>
+        <w:widowControl w:val="0"/>
+        <w:autoSpaceDE w:val="0"/>
+        <w:autoSpaceDN w:val="0"/>
+        <w:spacing w:before="8" w:after="0"/>
+        <w:rPr>
+          <w:rFonts w:ascii="Arial" w:eastAsia="Arial" w:hAnsi="Arial" w:cs="Arial"/>
+          <w:sz w:val="22"/>
+          <w:szCs w:val="22"/>
+          <w:lang w:eastAsia="en-US"/>
+        </w:rPr>
+      </w:pPr>
+    </w:p>
+    <w:p>
+      <w:pPr>
+        <w:widowControl w:val="0"/>
+        <w:autoSpaceDE w:val="0"/>
+        <w:autoSpaceDN w:val="0"/>
+        <w:spacing w:after="0" w:line="480" w:lineRule="auto"/>
+        <w:jc w:val="center"/>
+        <w:rPr>
+          <w:rFonts w:ascii="Arial" w:eastAsia="Arial" w:hAnsi="Arial" w:cs="Arial"/>
+          <w:b/>
+          <w:bCs/>
+          <w:sz w:val="22"/>
+          <w:szCs w:val="22"/>
+          <w:lang w:eastAsia="en-US"/>
+        </w:rPr>
+      </w:pPr>
+      <w:r>
+        <w:rPr>
+          <w:rFonts w:ascii="Arial" w:eastAsia="Arial" w:hAnsi="Arial" w:cs="Arial"/>
+          <w:b/>
+          <w:bCs/>
+          <w:sz w:val="22"/>
+          <w:szCs w:val="22"/>
+          <w:lang w:eastAsia="en-US"/>
+        </w:rPr>
+        <w:t>Facultad de Ingeniería</w:t>
+      </w:r>
+    </w:p>
+    <w:p>
+      <w:pPr>
+        <w:widowControl w:val="0"/>
+        <w:autoSpaceDE w:val="0"/>
+        <w:autoSpaceDN w:val="0"/>
+        <w:spacing w:after="0" w:line="480" w:lineRule="auto"/>
+        <w:jc w:val="center"/>
+        <w:rPr>
+          <w:rFonts w:ascii="Arial" w:eastAsia="Arial" w:hAnsi="Arial" w:cs="Arial"/>
+          <w:b/>
+          <w:bCs/>
+          <w:sz w:val="22"/>
+          <w:szCs w:val="22"/>
+          <w:lang w:eastAsia="en-US"/>
+        </w:rPr>
+      </w:pPr>
+      <w:r>
+        <w:rPr>
+          <w:rFonts w:ascii="Arial" w:eastAsia="Arial" w:hAnsi="Arial" w:cs="Arial"/>
+          <w:b/>
+          <w:bCs/>
+          <w:sz w:val="22"/>
+          <w:szCs w:val="22"/>
+          <w:lang w:eastAsia="en-US"/>
+        </w:rPr>
+        <w:t>Ingeniería de Sistemas e Informática</w:t>
+      </w:r>
+    </w:p>
+    <w:p>
+      <w:pPr>
+        <w:widowControl w:val="0"/>
+        <w:autoSpaceDE w:val="0"/>
+        <w:autoSpaceDN w:val="0"/>
+        <w:spacing w:after="0"/>
+        <w:rPr>
+          <w:rFonts w:ascii="Arial" w:eastAsia="Arial" w:hAnsi="Arial" w:cs="Arial"/>
+          <w:sz w:val="22"/>
+          <w:szCs w:val="22"/>
+          <w:lang w:eastAsia="en-US"/>
+        </w:rPr>
+      </w:pPr>
+    </w:p>
+    <w:p>
+      <w:pPr>
+        <w:widowControl w:val="0"/>
+        <w:autoSpaceDE w:val="0"/>
+        <w:autoSpaceDN w:val="0"/>
+        <w:spacing w:after="0"/>
+        <w:rPr>
+          <w:rFonts w:ascii="Arial" w:eastAsia="Arial" w:hAnsi="Arial" w:cs="Arial"/>
+          <w:sz w:val="22"/>
+          <w:szCs w:val="22"/>
+          <w:lang w:eastAsia="en-US"/>
+        </w:rPr>
+      </w:pPr>
+    </w:p>
+    <w:p>
+      <w:pPr>
+        <w:widowControl w:val="0"/>
+        <w:autoSpaceDE w:val="0"/>
+        <w:autoSpaceDN w:val="0"/>
+        <w:spacing w:after="0"/>
+        <w:rPr>
+          <w:rFonts w:ascii="Arial" w:eastAsia="Arial" w:hAnsi="Arial" w:cs="Arial"/>
+          <w:sz w:val="22"/>
+          <w:szCs w:val="22"/>
+          <w:lang w:eastAsia="en-US"/>
+        </w:rPr>
+      </w:pPr>
+    </w:p>
+    <w:p>
+      <w:pPr>
+        <w:widowControl w:val="0"/>
+        <w:autoSpaceDE w:val="0"/>
+        <w:autoSpaceDN w:val="0"/>
+        <w:spacing w:before="8" w:after="0"/>
+        <w:rPr>
+          <w:rFonts w:ascii="Arial" w:eastAsia="Arial" w:hAnsi="Arial" w:cs="Arial"/>
+          <w:sz w:val="22"/>
+          <w:szCs w:val="22"/>
+          <w:lang w:eastAsia="en-US"/>
+        </w:rPr>
+      </w:pPr>
+    </w:p>
+    <w:p>
+      <w:pPr>
+        <w:widowControl w:val="0"/>
+        <w:autoSpaceDE w:val="0"/>
+        <w:autoSpaceDN w:val="0"/>
+        <w:spacing w:before="1" w:after="0"/>
+        <w:ind w:left="492" w:right="489"/>
+        <w:jc w:val="center"/>
+        <w:rPr>
+          <w:rFonts w:ascii="Arial" w:eastAsia="Arial" w:hAnsi="Arial" w:cs="Arial"/>
+          <w:b/>
+          <w:bCs/>
+          <w:sz w:val="22"/>
+          <w:szCs w:val="22"/>
+          <w:lang w:eastAsia="en-US"/>
+        </w:rPr>
+      </w:pPr>
+      <w:r>
+        <w:rPr>
+          <w:rFonts w:ascii="Arial" w:eastAsia="Arial" w:hAnsi="Arial" w:cs="Arial"/>
+          <w:b/>
+          <w:bCs/>
+          <w:sz w:val="22"/>
+          <w:szCs w:val="22"/>
+          <w:lang w:eastAsia="en-US"/>
+        </w:rPr>
+        <w:t>Trabajo Final:</w:t>
+      </w:r>
+    </w:p>
+    <w:p>
+      <w:pPr>
+        <w:widowControl w:val="0"/>
+        <w:autoSpaceDE w:val="0"/>
+        <w:autoSpaceDN w:val="0"/>
+        <w:spacing w:after="0"/>
+        <w:rPr>
+          <w:rFonts w:ascii="Arial" w:eastAsia="Arial" w:hAnsi="Arial" w:cs="Arial"/>
+          <w:sz w:val="22"/>
+          <w:szCs w:val="22"/>
+          <w:lang w:eastAsia="en-US"/>
+        </w:rPr>
+      </w:pPr>
+    </w:p>
+    <w:p>
+      <w:pPr>
+        <w:widowControl w:val="0"/>
+        <w:autoSpaceDE w:val="0"/>
+        <w:autoSpaceDN w:val="0"/>
+        <w:spacing w:after="0"/>
+        <w:jc w:val="center"/>
+        <w:rPr>
+          <w:rFonts w:ascii="Arial" w:eastAsia="Arial" w:hAnsi="Arial" w:cs="Arial"/>
+          <w:sz w:val="22"/>
+          <w:szCs w:val="22"/>
+          <w:lang w:eastAsia="en-US"/>
+        </w:rPr>
+      </w:pPr>
+      <w:r>
+        <w:rPr>
+          <w:rFonts w:ascii="Arial" w:eastAsia="Arial" w:hAnsi="Arial" w:cs="Arial"/>
+          <w:sz w:val="22"/>
+          <w:szCs w:val="22"/>
+          <w:lang w:eastAsia="en-US"/>
+        </w:rPr>
+        <w:t>Sistema web para el control financiero y análisis de riesgo en casas de apuestas</w:t>
+      </w:r>
+    </w:p>
+    <w:p>
+      <w:pPr>
+        <w:widowControl w:val="0"/>
+        <w:autoSpaceDE w:val="0"/>
+        <w:autoSpaceDN w:val="0"/>
+        <w:spacing w:after="0"/>
+        <w:rPr>
+          <w:rFonts w:ascii="Arial" w:eastAsia="Arial" w:hAnsi="Arial" w:cs="Arial"/>
+          <w:sz w:val="22"/>
+          <w:szCs w:val="22"/>
+          <w:lang w:eastAsia="en-US"/>
+        </w:rPr>
+      </w:pPr>
+    </w:p>
+    <w:p>
+      <w:pPr>
+        <w:widowControl w:val="0"/>
+        <w:autoSpaceDE w:val="0"/>
+        <w:autoSpaceDN w:val="0"/>
+        <w:spacing w:before="227" w:after="0"/>
+        <w:ind w:left="492" w:right="491"/>
+        <w:jc w:val="center"/>
+        <w:rPr>
+          <w:rFonts w:ascii="Arial" w:eastAsia="Arial" w:hAnsi="Arial" w:cs="Arial"/>
+          <w:sz w:val="22"/>
+          <w:szCs w:val="22"/>
+          <w:lang w:eastAsia="en-US"/>
+        </w:rPr>
+      </w:pPr>
+      <w:r>
+        <w:rPr>
+          <w:rFonts w:ascii="Arial" w:eastAsia="Arial" w:hAnsi="Arial" w:cs="Arial"/>
+          <w:b/>
+          <w:bCs/>
+          <w:sz w:val="22"/>
+          <w:szCs w:val="22"/>
+          <w:lang w:eastAsia="en-US"/>
+        </w:rPr>
+        <w:t>Nombre de los Estudiantes:</w:t>
+      </w:r>
+      <w:r>
+        <w:rPr>
+          <w:rFonts w:ascii="Arial" w:eastAsia="Arial" w:hAnsi="Arial" w:cs="Arial"/>
+          <w:sz w:val="22"/>
+          <w:szCs w:val="22"/>
+          <w:lang w:eastAsia="en-US"/>
+        </w:rPr>
+        <w:t xml:space="preserve"> </w:t>
+      </w:r>
+      <w:r>
+        <w:rPr>
+          <w:rFonts w:ascii="Arial" w:eastAsia="Arial" w:hAnsi="Arial" w:cs="Arial"/>
+          <w:sz w:val="22"/>
+          <w:szCs w:val="22"/>
+          <w:lang w:eastAsia="en-US"/>
+        </w:rPr>
+        <w:t>Girao Breña Pablo Humberto</w:t>
+      </w:r>
+    </w:p>
+    <w:p>
+      <w:pPr>
+        <w:widowControl w:val="0"/>
+        <w:autoSpaceDE w:val="0"/>
+        <w:autoSpaceDN w:val="0"/>
+        <w:spacing w:after="0"/>
+        <w:rPr>
+          <w:rFonts w:ascii="Arial" w:eastAsia="Arial" w:hAnsi="Arial" w:cs="Arial"/>
+          <w:sz w:val="22"/>
+          <w:szCs w:val="22"/>
+          <w:lang w:eastAsia="en-US"/>
+        </w:rPr>
+      </w:pPr>
+    </w:p>
+    <w:p>
+      <w:pPr>
+        <w:widowControl w:val="0"/>
+        <w:autoSpaceDE w:val="0"/>
+        <w:autoSpaceDN w:val="0"/>
+        <w:spacing w:after="0"/>
+        <w:rPr>
+          <w:rFonts w:ascii="Arial" w:eastAsia="Arial" w:hAnsi="Arial" w:cs="Arial"/>
+          <w:sz w:val="22"/>
+          <w:szCs w:val="22"/>
+          <w:lang w:eastAsia="en-US"/>
+        </w:rPr>
+      </w:pPr>
+    </w:p>
+    <w:p>
+      <w:pPr>
+        <w:widowControl w:val="0"/>
+        <w:autoSpaceDE w:val="0"/>
+        <w:autoSpaceDN w:val="0"/>
+        <w:spacing w:after="0"/>
+        <w:rPr>
+          <w:rFonts w:ascii="Arial" w:eastAsia="Arial" w:hAnsi="Arial" w:cs="Arial"/>
+          <w:sz w:val="22"/>
+          <w:szCs w:val="22"/>
+          <w:lang w:eastAsia="en-US"/>
+        </w:rPr>
+      </w:pPr>
+    </w:p>
+    <w:p>
+      <w:pPr>
+        <w:widowControl w:val="0"/>
+        <w:autoSpaceDE w:val="0"/>
+        <w:autoSpaceDN w:val="0"/>
+        <w:spacing w:before="204" w:after="0"/>
+        <w:ind w:left="492" w:right="492"/>
+        <w:jc w:val="center"/>
+        <w:rPr>
+          <w:rFonts w:ascii="Arial" w:eastAsia="Arial" w:hAnsi="Arial" w:cs="Arial"/>
+          <w:sz w:val="22"/>
+          <w:szCs w:val="22"/>
+          <w:lang w:eastAsia="en-US"/>
+        </w:rPr>
+      </w:pPr>
+      <w:r>
+        <w:rPr>
+          <w:rFonts w:ascii="Arial" w:eastAsia="Arial" w:hAnsi="Arial" w:cs="Arial"/>
+          <w:b/>
+          <w:bCs/>
+          <w:sz w:val="22"/>
+          <w:szCs w:val="22"/>
+          <w:lang w:eastAsia="en-US"/>
+        </w:rPr>
+        <w:t>Asignatura</w:t>
+      </w:r>
+      <w:r>
+        <w:rPr>
+          <w:rFonts w:ascii="Arial" w:eastAsia="Arial" w:hAnsi="Arial" w:cs="Arial"/>
+          <w:sz w:val="22"/>
+          <w:szCs w:val="22"/>
+          <w:lang w:eastAsia="en-US"/>
+        </w:rPr>
+        <w:t xml:space="preserve">: </w:t>
+      </w:r>
+      <w:r>
+        <w:rPr>
+          <w:rFonts w:ascii="Arial" w:eastAsia="Arial" w:hAnsi="Arial" w:cs="Arial"/>
+          <w:sz w:val="22"/>
+          <w:szCs w:val="22"/>
+          <w:lang w:eastAsia="en-US"/>
+        </w:rPr>
+        <w:t>Lenguajes de Programación</w:t>
+      </w:r>
+    </w:p>
+    <w:p>
+      <w:pPr>
+        <w:widowControl w:val="0"/>
+        <w:autoSpaceDE w:val="0"/>
+        <w:autoSpaceDN w:val="0"/>
+        <w:spacing w:after="0"/>
+        <w:rPr>
+          <w:rFonts w:ascii="Arial" w:eastAsia="Arial" w:hAnsi="Arial" w:cs="Arial"/>
+          <w:sz w:val="22"/>
+          <w:szCs w:val="22"/>
+          <w:lang w:eastAsia="en-US"/>
+        </w:rPr>
+      </w:pPr>
+    </w:p>
+    <w:p>
+      <w:pPr>
+        <w:widowControl w:val="0"/>
+        <w:autoSpaceDE w:val="0"/>
+        <w:autoSpaceDN w:val="0"/>
+        <w:spacing w:after="0"/>
+        <w:rPr>
+          <w:rFonts w:ascii="Arial" w:eastAsia="Arial" w:hAnsi="Arial" w:cs="Arial"/>
+          <w:sz w:val="22"/>
+          <w:szCs w:val="22"/>
+          <w:lang w:eastAsia="en-US"/>
+        </w:rPr>
+      </w:pPr>
+    </w:p>
+    <w:p>
+      <w:pPr>
+        <w:widowControl w:val="0"/>
+        <w:autoSpaceDE w:val="0"/>
+        <w:autoSpaceDN w:val="0"/>
+        <w:spacing w:after="0"/>
+        <w:rPr>
+          <w:rFonts w:ascii="Arial" w:eastAsia="Arial" w:hAnsi="Arial" w:cs="Arial"/>
+          <w:sz w:val="22"/>
+          <w:szCs w:val="22"/>
+          <w:lang w:eastAsia="en-US"/>
+        </w:rPr>
+      </w:pPr>
+    </w:p>
+    <w:p>
+      <w:pPr>
+        <w:widowControl w:val="0"/>
+        <w:autoSpaceDE w:val="0"/>
+        <w:autoSpaceDN w:val="0"/>
+        <w:spacing w:before="210" w:after="0"/>
+        <w:ind w:left="492" w:right="492"/>
+        <w:jc w:val="center"/>
+        <w:rPr>
+          <w:rFonts w:ascii="Arial" w:eastAsia="Arial" w:hAnsi="Arial" w:cs="Arial"/>
+          <w:sz w:val="22"/>
+          <w:szCs w:val="22"/>
+          <w:lang w:eastAsia="en-US"/>
+        </w:rPr>
+      </w:pPr>
+      <w:r>
+        <w:rPr>
+          <w:rFonts w:ascii="Arial" w:eastAsia="Arial" w:hAnsi="Arial" w:cs="Arial"/>
+          <w:b/>
+          <w:bCs/>
+          <w:sz w:val="22"/>
+          <w:szCs w:val="22"/>
+          <w:lang w:eastAsia="en-US"/>
+        </w:rPr>
+        <w:t>Docente</w:t>
+      </w:r>
+      <w:r>
+        <w:rPr>
+          <w:rFonts w:ascii="Arial" w:eastAsia="Arial" w:hAnsi="Arial" w:cs="Arial"/>
+          <w:sz w:val="22"/>
+          <w:szCs w:val="22"/>
+          <w:lang w:eastAsia="en-US"/>
+        </w:rPr>
+        <w:t xml:space="preserve">: </w:t>
+      </w:r>
+      <w:r>
+        <w:rPr>
+          <w:rFonts w:ascii="Arial" w:eastAsia="Arial" w:hAnsi="Arial" w:cs="Arial"/>
+          <w:sz w:val="22"/>
+          <w:szCs w:val="22"/>
+          <w:lang w:eastAsia="en-US"/>
+        </w:rPr>
+        <w:t>CARLOS ALFONSO OLIVARES CASAPIA</w:t>
+      </w:r>
+    </w:p>
+    <w:p>
+      <w:pPr>
+        <w:widowControl w:val="0"/>
+        <w:autoSpaceDE w:val="0"/>
+        <w:autoSpaceDN w:val="0"/>
+        <w:spacing w:after="0"/>
+        <w:rPr>
+          <w:rFonts w:ascii="Arial" w:eastAsia="Arial" w:hAnsi="Arial" w:cs="Arial"/>
+          <w:sz w:val="22"/>
+          <w:szCs w:val="22"/>
+          <w:lang w:eastAsia="en-US"/>
+        </w:rPr>
+      </w:pPr>
+    </w:p>
+    <w:p>
+      <w:pPr>
+        <w:widowControl w:val="0"/>
+        <w:autoSpaceDE w:val="0"/>
+        <w:autoSpaceDN w:val="0"/>
+        <w:spacing w:after="0"/>
+        <w:rPr>
+          <w:rFonts w:ascii="Arial" w:eastAsia="Arial" w:hAnsi="Arial" w:cs="Arial"/>
+          <w:sz w:val="22"/>
+          <w:szCs w:val="22"/>
+          <w:lang w:eastAsia="en-US"/>
+        </w:rPr>
+      </w:pPr>
+    </w:p>
+    <w:p>
+      <w:pPr>
+        <w:widowControl w:val="0"/>
+        <w:autoSpaceDE w:val="0"/>
+        <w:autoSpaceDN w:val="0"/>
+        <w:spacing w:before="6" w:after="0"/>
+        <w:rPr>
+          <w:rFonts w:ascii="Arial" w:eastAsia="Arial" w:hAnsi="Arial" w:cs="Arial"/>
+          <w:sz w:val="22"/>
+          <w:szCs w:val="22"/>
+          <w:lang w:eastAsia="en-US"/>
+        </w:rPr>
+      </w:pPr>
+    </w:p>
+    <w:p>
+      <w:pPr>
+        <w:widowControl w:val="0"/>
+        <w:autoSpaceDE w:val="0"/>
+        <w:autoSpaceDN w:val="0"/>
+        <w:spacing w:after="0" w:line="274" w:lineRule="exact"/>
+        <w:ind w:left="3626" w:right="3621"/>
+        <w:jc w:val="center"/>
+        <w:rPr>
+          <w:rFonts w:ascii="Arial" w:eastAsia="Arial" w:hAnsi="Arial" w:cs="Arial"/>
+          <w:sz w:val="22"/>
+          <w:szCs w:val="22"/>
+          <w:lang w:eastAsia="en-US"/>
+        </w:rPr>
+      </w:pPr>
+      <w:r>
+        <w:rPr>
+          <w:rFonts w:ascii="Arial" w:eastAsia="Arial" w:hAnsi="Arial" w:cs="Arial"/>
+          <w:sz w:val="22"/>
+          <w:szCs w:val="22"/>
+          <w:lang w:eastAsia="en-US"/>
+        </w:rPr>
+        <w:t>Lima – Perú 202</w:t>
+      </w:r>
+      <w:r>
+        <w:rPr>
+          <w:rFonts w:ascii="Arial" w:eastAsia="Arial" w:hAnsi="Arial" w:cs="Arial"/>
+          <w:sz w:val="22"/>
+          <w:szCs w:val="22"/>
+          <w:lang w:eastAsia="en-US"/>
+        </w:rPr>
+        <w:t>6</w:t>
+      </w:r>
+    </w:p>
+    <w:p>
+      <w:pPr>
+        <w:rPr>
+          <w:rFonts w:ascii="Arial" w:eastAsia="Arial" w:hAnsi="Arial" w:cs="Arial"/>
+          <w:sz w:val="22"/>
+          <w:szCs w:val="22"/>
+          <w:lang w:eastAsia="en-US"/>
+        </w:rPr>
+      </w:pPr>
+      <w:r>
+        <w:rPr>
+          <w:rFonts w:ascii="Arial" w:eastAsia="Arial" w:hAnsi="Arial" w:cs="Arial"/>
+          <w:sz w:val="22"/>
+          <w:szCs w:val="22"/>
+          <w:lang w:eastAsia="en-US"/>
+        </w:rPr>
+        <w:br w:type="page"/>
+      </w:r>
+    </w:p>
+    <w:sdt>
+      <w:sdtPr>
+        <w:rPr>
+          <w:rFonts w:asciiTheme="minorHAnsi" w:eastAsiaTheme="minorEastAsia" w:hAnsiTheme="minorHAnsi" w:cstheme="minorBidi"/>
+          <w:color w:val="auto"/>
+          <w:sz w:val="24"/>
+          <w:szCs w:val="24"/>
+          <w:lang w:val="es-ES"/>
+        </w:rPr>
+        <w:id w:val="346685937"/>
+        <w:docPartObj>
+          <w:docPartGallery w:val="Table of Contents"/>
+          <w:docPartUnique/>
+        </w:docPartObj>
+      </w:sdtPr>
+      <w:sdtEndPr>
+        <w:rPr>
+          <w:b/>
+          <w:bCs/>
+        </w:rPr>
+      </w:sdtEndPr>
+      <w:sdtContent>
+        <w:p>
+          <w:pPr>
+            <w:pStyle w:val="TtuloTDC"/>
+            <w:rPr>
+              <w:color w:val="000000" w:themeColor="text1"/>
+            </w:rPr>
+          </w:pPr>
+          <w:r>
+            <w:rPr>
+              <w:color w:val="000000" w:themeColor="text1"/>
+              <w:lang w:val="es-ES"/>
+            </w:rPr>
+            <w:t>Índice</w:t>
+          </w:r>
+        </w:p>
+        <w:p>
+          <w:pPr>
+            <w:pStyle w:val="TDC2"/>
+            <w:tabs>
+              <w:tab w:val="right" w:leader="dot" w:pos="8828"/>
+            </w:tabs>
+            <w:rPr>
+              <w:noProof/>
+              <w:kern w:val="2"/>
+              <w:lang w:eastAsia="es-PE"/>
+            </w:rPr>
+          </w:pPr>
+          <w:r>
+            <w:fldChar w:fldCharType="begin"/>
+          </w:r>
+          <w:r>
+            <w:instrText xml:space="preserve"> TOC \o "1-3" \h \z \u </w:instrText>
+          </w:r>
+          <w:r>
+            <w:fldChar w:fldCharType="separate"/>
+          </w:r>
+          <w:hyperlink w:anchor="_Toc235008367" w:history="1">
+            <w:r>
+              <w:rPr>
+                <w:rStyle w:val="Hipervnculo"/>
+                <w:rFonts w:ascii="Arial" w:hAnsi="Arial" w:cs="Arial"/>
+                <w:noProof/>
+              </w:rPr>
+              <w:t>Objetivos</w:t>
+            </w:r>
+            <w:r>
+              <w:rPr>
+                <w:noProof/>
+                <w:webHidden/>
+              </w:rPr>
+              <w:tab/>
+            </w:r>
+            <w:r>
+              <w:rPr>
+                <w:noProof/>
+                <w:webHidden/>
+              </w:rPr>
+              <w:fldChar w:fldCharType="begin"/>
+            </w:r>
+            <w:r>
+              <w:rPr>
+                <w:noProof/>
+                <w:webHidden/>
+              </w:rPr>
+              <w:instrText xml:space="preserve"> PAGEREF _Toc235008367 \h </w:instrText>
+            </w:r>
+            <w:r>
+              <w:rPr>
+                <w:noProof/>
+                <w:webHidden/>
+              </w:rPr>
+            </w:r>
+            <w:r>
+              <w:rPr>
+                <w:noProof/>
+                <w:webHidden/>
+              </w:rPr>
+              <w:fldChar w:fldCharType="separate"/>
+            </w:r>
+            <w:r>
+              <w:rPr>
+                <w:noProof/>
+                <w:webHidden/>
+              </w:rPr>
+              <w:t>3</w:t>
+            </w:r>
+            <w:r>
+              <w:rPr>
+                <w:noProof/>
+                <w:webHidden/>
+              </w:rPr>
+              <w:fldChar w:fldCharType="end"/>
+            </w:r>
+          </w:hyperlink>
+        </w:p>
+        <w:p>
+          <w:pPr>
+            <w:pStyle w:val="TDC3"/>
+            <w:tabs>
+              <w:tab w:val="right" w:leader="dot" w:pos="8828"/>
+            </w:tabs>
+            <w:rPr>
+              <w:noProof/>
+              <w:kern w:val="2"/>
+              <w:lang w:eastAsia="es-PE"/>
+            </w:rPr>
+          </w:pPr>
+          <w:hyperlink w:anchor="_Toc235008368" w:history="1">
+            <w:r>
+              <w:rPr>
+                <w:rStyle w:val="Hipervnculo"/>
+                <w:rFonts w:ascii="Arial" w:hAnsi="Arial" w:cs="Arial"/>
+                <w:noProof/>
+              </w:rPr>
+              <w:t>Objetivo general</w:t>
+            </w:r>
+            <w:r>
+              <w:rPr>
+                <w:noProof/>
+                <w:webHidden/>
+              </w:rPr>
+              <w:tab/>
+            </w:r>
+            <w:r>
+              <w:rPr>
+                <w:noProof/>
+                <w:webHidden/>
+              </w:rPr>
+              <w:fldChar w:fldCharType="begin"/>
+            </w:r>
+            <w:r>
+              <w:rPr>
+                <w:noProof/>
+                <w:webHidden/>
+              </w:rPr>
+              <w:instrText xml:space="preserve"> PAGEREF _Toc235008368 \h </w:instrText>
+            </w:r>
+            <w:r>
+              <w:rPr>
+                <w:noProof/>
+                <w:webHidden/>
+              </w:rPr>
+            </w:r>
+            <w:r>
+              <w:rPr>
+                <w:noProof/>
+                <w:webHidden/>
+              </w:rPr>
+              <w:fldChar w:fldCharType="separate"/>
+            </w:r>
+            <w:r>
+              <w:rPr>
+                <w:noProof/>
+                <w:webHidden/>
+              </w:rPr>
+              <w:t>3</w:t>
+            </w:r>
+            <w:r>
+              <w:rPr>
+                <w:noProof/>
+                <w:webHidden/>
+              </w:rPr>
+              <w:fldChar w:fldCharType="end"/>
+            </w:r>
+          </w:hyperlink>
+        </w:p>
+        <w:p>
+          <w:pPr>
+            <w:pStyle w:val="TDC3"/>
+            <w:tabs>
+              <w:tab w:val="right" w:leader="dot" w:pos="8828"/>
+            </w:tabs>
+            <w:rPr>
+              <w:noProof/>
+              <w:kern w:val="2"/>
+              <w:lang w:eastAsia="es-PE"/>
+            </w:rPr>
+          </w:pPr>
+          <w:hyperlink w:anchor="_Toc235008369" w:history="1">
+            <w:r>
+              <w:rPr>
+                <w:rStyle w:val="Hipervnculo"/>
+                <w:rFonts w:ascii="Arial" w:hAnsi="Arial" w:cs="Arial"/>
+                <w:noProof/>
+              </w:rPr>
+              <w:t>Objetivos específicos</w:t>
+            </w:r>
+            <w:r>
+              <w:rPr>
+                <w:noProof/>
+                <w:webHidden/>
+              </w:rPr>
+              <w:tab/>
+            </w:r>
+            <w:r>
+              <w:rPr>
+                <w:noProof/>
+                <w:webHidden/>
+              </w:rPr>
+              <w:fldChar w:fldCharType="begin"/>
+            </w:r>
+            <w:r>
+              <w:rPr>
+                <w:noProof/>
+                <w:webHidden/>
+              </w:rPr>
+              <w:instrText xml:space="preserve"> PAGEREF _Toc235008369 \h </w:instrText>
+            </w:r>
+            <w:r>
+              <w:rPr>
+                <w:noProof/>
+                <w:webHidden/>
+              </w:rPr>
+            </w:r>
+            <w:r>
+              <w:rPr>
+                <w:noProof/>
+                <w:webHidden/>
+              </w:rPr>
+              <w:fldChar w:fldCharType="separate"/>
+            </w:r>
+            <w:r>
+              <w:rPr>
+                <w:noProof/>
+                <w:webHidden/>
+              </w:rPr>
+              <w:t>3</w:t>
+            </w:r>
+            <w:r>
+              <w:rPr>
+                <w:noProof/>
+                <w:webHidden/>
+              </w:rPr>
+              <w:fldChar w:fldCharType="end"/>
+            </w:r>
+          </w:hyperlink>
+        </w:p>
+        <w:p>
+          <w:pPr>
+            <w:pStyle w:val="TDC2"/>
+            <w:tabs>
+              <w:tab w:val="right" w:leader="dot" w:pos="8828"/>
+            </w:tabs>
+            <w:rPr>
+              <w:noProof/>
+              <w:kern w:val="2"/>
+              <w:lang w:eastAsia="es-PE"/>
+            </w:rPr>
+          </w:pPr>
+          <w:hyperlink w:anchor="_Toc235008370" w:history="1">
+            <w:r>
+              <w:rPr>
+                <w:rStyle w:val="Hipervnculo"/>
+                <w:rFonts w:ascii="Arial" w:hAnsi="Arial" w:cs="Arial"/>
+                <w:noProof/>
+              </w:rPr>
+              <w:t>Proceso para automatizar</w:t>
+            </w:r>
+            <w:r>
+              <w:rPr>
+                <w:noProof/>
+                <w:webHidden/>
+              </w:rPr>
+              <w:tab/>
+            </w:r>
+            <w:r>
+              <w:rPr>
+                <w:noProof/>
+                <w:webHidden/>
+              </w:rPr>
+              <w:fldChar w:fldCharType="begin"/>
+            </w:r>
+            <w:r>
+              <w:rPr>
+                <w:noProof/>
+                <w:webHidden/>
+              </w:rPr>
+              <w:instrText xml:space="preserve"> PAGEREF _Toc235008370 \h </w:instrText>
+            </w:r>
+            <w:r>
+              <w:rPr>
+                <w:noProof/>
+                <w:webHidden/>
+              </w:rPr>
+            </w:r>
+            <w:r>
+              <w:rPr>
+                <w:noProof/>
+                <w:webHidden/>
+              </w:rPr>
+              <w:fldChar w:fldCharType="separate"/>
+            </w:r>
+            <w:r>
+              <w:rPr>
+                <w:noProof/>
+                <w:webHidden/>
+              </w:rPr>
+              <w:t>3</w:t>
+            </w:r>
+            <w:r>
+              <w:rPr>
+                <w:noProof/>
+                <w:webHidden/>
+              </w:rPr>
+              <w:fldChar w:fldCharType="end"/>
+            </w:r>
+          </w:hyperlink>
+        </w:p>
+        <w:p>
+          <w:pPr>
+            <w:pStyle w:val="TDC3"/>
+            <w:tabs>
+              <w:tab w:val="right" w:leader="dot" w:pos="8828"/>
+            </w:tabs>
+            <w:rPr>
+              <w:noProof/>
+              <w:kern w:val="2"/>
+              <w:lang w:eastAsia="es-PE"/>
+            </w:rPr>
+          </w:pPr>
+          <w:hyperlink w:anchor="_Toc235008371" w:history="1">
+            <w:r>
+              <w:rPr>
+                <w:rStyle w:val="Hipervnculo"/>
+                <w:rFonts w:ascii="Arial" w:hAnsi="Arial" w:cs="Arial"/>
+                <w:noProof/>
+              </w:rPr>
+              <w:t>Flujo del proceso automatizado</w:t>
+            </w:r>
+            <w:r>
+              <w:rPr>
+                <w:noProof/>
+                <w:webHidden/>
+              </w:rPr>
+              <w:tab/>
+            </w:r>
+            <w:r>
+              <w:rPr>
+                <w:noProof/>
+                <w:webHidden/>
+              </w:rPr>
+              <w:fldChar w:fldCharType="begin"/>
+            </w:r>
+            <w:r>
+              <w:rPr>
+                <w:noProof/>
+                <w:webHidden/>
+              </w:rPr>
+              <w:instrText xml:space="preserve"> PAGEREF _Toc235008371 \h </w:instrText>
+            </w:r>
+            <w:r>
+              <w:rPr>
+                <w:noProof/>
+                <w:webHidden/>
+              </w:rPr>
+            </w:r>
+            <w:r>
+              <w:rPr>
+                <w:noProof/>
+                <w:webHidden/>
+              </w:rPr>
+              <w:fldChar w:fldCharType="separate"/>
+            </w:r>
+            <w:r>
+              <w:rPr>
+                <w:noProof/>
+                <w:webHidden/>
+              </w:rPr>
+              <w:t>4</w:t>
+            </w:r>
+            <w:r>
+              <w:rPr>
+                <w:noProof/>
+                <w:webHidden/>
+              </w:rPr>
+              <w:fldChar w:fldCharType="end"/>
+            </w:r>
+          </w:hyperlink>
+        </w:p>
+        <w:p>
+          <w:pPr>
+            <w:pStyle w:val="TDC3"/>
+            <w:tabs>
+              <w:tab w:val="right" w:leader="dot" w:pos="8828"/>
+            </w:tabs>
+            <w:rPr>
+              <w:noProof/>
+              <w:kern w:val="2"/>
+              <w:lang w:eastAsia="es-PE"/>
+            </w:rPr>
+          </w:pPr>
+          <w:hyperlink w:anchor="_Toc235008372" w:history="1">
+            <w:r>
+              <w:rPr>
+                <w:rStyle w:val="Hipervnculo"/>
+                <w:rFonts w:ascii="Arial" w:hAnsi="Arial" w:cs="Arial"/>
+                <w:noProof/>
+              </w:rPr>
+              <w:t>Entradas, procesamiento y salidas</w:t>
+            </w:r>
+            <w:r>
+              <w:rPr>
+                <w:noProof/>
+                <w:webHidden/>
+              </w:rPr>
+              <w:tab/>
+            </w:r>
+            <w:r>
+              <w:rPr>
+                <w:noProof/>
+                <w:webHidden/>
+              </w:rPr>
+              <w:fldChar w:fldCharType="begin"/>
+            </w:r>
+            <w:r>
+              <w:rPr>
+                <w:noProof/>
+                <w:webHidden/>
+              </w:rPr>
+              <w:instrText xml:space="preserve"> PAGEREF _Toc235008372 \h </w:instrText>
+            </w:r>
+            <w:r>
+              <w:rPr>
+                <w:noProof/>
+                <w:webHidden/>
+              </w:rPr>
+            </w:r>
+            <w:r>
+              <w:rPr>
+                <w:noProof/>
+                <w:webHidden/>
+              </w:rPr>
+              <w:fldChar w:fldCharType="separate"/>
+            </w:r>
+            <w:r>
+              <w:rPr>
+                <w:noProof/>
+                <w:webHidden/>
+              </w:rPr>
+              <w:t>5</w:t>
+            </w:r>
+            <w:r>
+              <w:rPr>
+                <w:noProof/>
+                <w:webHidden/>
+              </w:rPr>
+              <w:fldChar w:fldCharType="end"/>
+            </w:r>
+          </w:hyperlink>
+        </w:p>
+        <w:p>
+          <w:pPr>
+            <w:pStyle w:val="TDC3"/>
+            <w:tabs>
+              <w:tab w:val="right" w:leader="dot" w:pos="8828"/>
+            </w:tabs>
+            <w:rPr>
+              <w:noProof/>
+              <w:kern w:val="2"/>
+              <w:lang w:eastAsia="es-PE"/>
+            </w:rPr>
+          </w:pPr>
+          <w:hyperlink w:anchor="_Toc235008373" w:history="1">
+            <w:r>
+              <w:rPr>
+                <w:rStyle w:val="Hipervnculo"/>
+                <w:rFonts w:ascii="Arial" w:hAnsi="Arial" w:cs="Arial"/>
+                <w:noProof/>
+              </w:rPr>
+              <w:t>Diagrama de actividades del proceso</w:t>
+            </w:r>
+            <w:r>
+              <w:rPr>
+                <w:noProof/>
+                <w:webHidden/>
+              </w:rPr>
+              <w:tab/>
+            </w:r>
+            <w:r>
+              <w:rPr>
+                <w:noProof/>
+                <w:webHidden/>
+              </w:rPr>
+              <w:fldChar w:fldCharType="begin"/>
+            </w:r>
+            <w:r>
+              <w:rPr>
+                <w:noProof/>
+                <w:webHidden/>
+              </w:rPr>
+              <w:instrText xml:space="preserve"> PAGEREF _Toc235008373 \h </w:instrText>
+            </w:r>
+            <w:r>
+              <w:rPr>
+                <w:noProof/>
+                <w:webHidden/>
+              </w:rPr>
+            </w:r>
+            <w:r>
+              <w:rPr>
+                <w:noProof/>
+                <w:webHidden/>
+              </w:rPr>
+              <w:fldChar w:fldCharType="separate"/>
+            </w:r>
+            <w:r>
+              <w:rPr>
+                <w:noProof/>
+                <w:webHidden/>
+              </w:rPr>
+              <w:t>6</w:t>
+            </w:r>
+            <w:r>
+              <w:rPr>
+                <w:noProof/>
+                <w:webHidden/>
+              </w:rPr>
+              <w:fldChar w:fldCharType="end"/>
+            </w:r>
+          </w:hyperlink>
+        </w:p>
+        <w:p>
+          <w:pPr>
+            <w:pStyle w:val="TDC2"/>
+            <w:tabs>
+              <w:tab w:val="right" w:leader="dot" w:pos="8828"/>
+            </w:tabs>
+            <w:rPr>
+              <w:noProof/>
+              <w:kern w:val="2"/>
+              <w:lang w:eastAsia="es-PE"/>
+            </w:rPr>
+          </w:pPr>
+          <w:hyperlink w:anchor="_Toc235008374" w:history="1">
+            <w:r>
+              <w:rPr>
+                <w:rStyle w:val="Hipervnculo"/>
+                <w:rFonts w:ascii="Arial" w:hAnsi="Arial" w:cs="Arial"/>
+                <w:noProof/>
+              </w:rPr>
+              <w:t>Metodología de desarrollo</w:t>
+            </w:r>
+            <w:r>
+              <w:rPr>
+                <w:noProof/>
+                <w:webHidden/>
+              </w:rPr>
+              <w:tab/>
+            </w:r>
+            <w:r>
+              <w:rPr>
+                <w:noProof/>
+                <w:webHidden/>
+              </w:rPr>
+              <w:fldChar w:fldCharType="begin"/>
+            </w:r>
+            <w:r>
+              <w:rPr>
+                <w:noProof/>
+                <w:webHidden/>
+              </w:rPr>
+              <w:instrText xml:space="preserve"> PAGEREF _Toc235008374 \h </w:instrText>
+            </w:r>
+            <w:r>
+              <w:rPr>
+                <w:noProof/>
+                <w:webHidden/>
+              </w:rPr>
+            </w:r>
+            <w:r>
+              <w:rPr>
+                <w:noProof/>
+                <w:webHidden/>
+              </w:rPr>
+              <w:fldChar w:fldCharType="separate"/>
+            </w:r>
+            <w:r>
+              <w:rPr>
+                <w:noProof/>
+                <w:webHidden/>
+              </w:rPr>
+              <w:t>7</w:t>
+            </w:r>
+            <w:r>
+              <w:rPr>
+                <w:noProof/>
+                <w:webHidden/>
+              </w:rPr>
+              <w:fldChar w:fldCharType="end"/>
+            </w:r>
+          </w:hyperlink>
+        </w:p>
+        <w:p>
+          <w:pPr>
+            <w:pStyle w:val="TDC1"/>
+            <w:tabs>
+              <w:tab w:val="right" w:leader="dot" w:pos="8828"/>
+            </w:tabs>
+            <w:rPr>
+              <w:noProof/>
+              <w:kern w:val="2"/>
+              <w:lang w:eastAsia="es-PE"/>
+            </w:rPr>
+          </w:pPr>
+          <w:hyperlink w:anchor="_Toc235008375" w:history="1">
+            <w:r>
+              <w:rPr>
+                <w:rStyle w:val="Hipervnculo"/>
+                <w:rFonts w:ascii="Arial" w:hAnsi="Arial" w:cs="Arial"/>
+                <w:noProof/>
+              </w:rPr>
+              <w:t>CAPÍTULO I: CONTEXTO Y ALCANCE DEL PROYECTO</w:t>
+            </w:r>
+            <w:r>
+              <w:rPr>
+                <w:noProof/>
+                <w:webHidden/>
+              </w:rPr>
+              <w:tab/>
+            </w:r>
+            <w:r>
+              <w:rPr>
+                <w:noProof/>
+                <w:webHidden/>
+              </w:rPr>
+              <w:fldChar w:fldCharType="begin"/>
+            </w:r>
+            <w:r>
+              <w:rPr>
+                <w:noProof/>
+                <w:webHidden/>
+              </w:rPr>
+              <w:instrText xml:space="preserve"> PAGEREF _Toc235008375 \h </w:instrText>
+            </w:r>
+            <w:r>
+              <w:rPr>
+                <w:noProof/>
+                <w:webHidden/>
+              </w:rPr>
+            </w:r>
+            <w:r>
+              <w:rPr>
+                <w:noProof/>
+                <w:webHidden/>
+              </w:rPr>
+              <w:fldChar w:fldCharType="separate"/>
+            </w:r>
+            <w:r>
+              <w:rPr>
+                <w:noProof/>
+                <w:webHidden/>
+              </w:rPr>
+              <w:t>8</w:t>
+            </w:r>
+            <w:r>
+              <w:rPr>
+                <w:noProof/>
+                <w:webHidden/>
+              </w:rPr>
+              <w:fldChar w:fldCharType="end"/>
+            </w:r>
+          </w:hyperlink>
+        </w:p>
+        <w:p>
+          <w:pPr>
+            <w:pStyle w:val="TDC2"/>
+            <w:tabs>
+              <w:tab w:val="right" w:leader="dot" w:pos="8828"/>
+            </w:tabs>
+            <w:rPr>
+              <w:noProof/>
+              <w:kern w:val="2"/>
+              <w:lang w:eastAsia="es-PE"/>
+            </w:rPr>
+          </w:pPr>
+          <w:hyperlink w:anchor="_Toc235008376" w:history="1">
+            <w:r>
+              <w:rPr>
+                <w:rStyle w:val="Hipervnculo"/>
+                <w:rFonts w:ascii="Arial" w:hAnsi="Arial" w:cs="Arial"/>
+                <w:noProof/>
+              </w:rPr>
+              <w:t>1.1 Informe situacional de la solución</w:t>
+            </w:r>
+            <w:r>
+              <w:rPr>
+                <w:noProof/>
+                <w:webHidden/>
+              </w:rPr>
+              <w:tab/>
+            </w:r>
+            <w:r>
+              <w:rPr>
+                <w:noProof/>
+                <w:webHidden/>
+              </w:rPr>
+              <w:fldChar w:fldCharType="begin"/>
+            </w:r>
+            <w:r>
+              <w:rPr>
+                <w:noProof/>
+                <w:webHidden/>
+              </w:rPr>
+              <w:instrText xml:space="preserve"> PAGEREF _Toc235008376 \h </w:instrText>
+            </w:r>
+            <w:r>
+              <w:rPr>
+                <w:noProof/>
+                <w:webHidden/>
+              </w:rPr>
+            </w:r>
+            <w:r>
+              <w:rPr>
+                <w:noProof/>
+                <w:webHidden/>
+              </w:rPr>
+              <w:fldChar w:fldCharType="separate"/>
+            </w:r>
+            <w:r>
+              <w:rPr>
+                <w:noProof/>
+                <w:webHidden/>
+              </w:rPr>
+              <w:t>8</w:t>
+            </w:r>
+            <w:r>
+              <w:rPr>
+                <w:noProof/>
+                <w:webHidden/>
+              </w:rPr>
+              <w:fldChar w:fldCharType="end"/>
+            </w:r>
+          </w:hyperlink>
+        </w:p>
+        <w:p>
+          <w:pPr>
+            <w:pStyle w:val="TDC3"/>
+            <w:tabs>
+              <w:tab w:val="right" w:leader="dot" w:pos="8828"/>
+            </w:tabs>
+            <w:rPr>
+              <w:noProof/>
+              <w:kern w:val="2"/>
+              <w:lang w:eastAsia="es-PE"/>
+            </w:rPr>
+          </w:pPr>
+          <w:hyperlink w:anchor="_Toc235008377" w:history="1">
+            <w:r>
+              <w:rPr>
+                <w:rStyle w:val="Hipervnculo"/>
+                <w:rFonts w:ascii="Arial" w:hAnsi="Arial" w:cs="Arial"/>
+                <w:noProof/>
+              </w:rPr>
+              <w:t>1.1.1 Alcance del negocio</w:t>
+            </w:r>
+            <w:r>
+              <w:rPr>
+                <w:noProof/>
+                <w:webHidden/>
+              </w:rPr>
+              <w:tab/>
+            </w:r>
+            <w:r>
+              <w:rPr>
+                <w:noProof/>
+                <w:webHidden/>
+              </w:rPr>
+              <w:fldChar w:fldCharType="begin"/>
+            </w:r>
+            <w:r>
+              <w:rPr>
+                <w:noProof/>
+                <w:webHidden/>
+              </w:rPr>
+              <w:instrText xml:space="preserve"> PAGEREF _Toc235008377 \h </w:instrText>
+            </w:r>
+            <w:r>
+              <w:rPr>
+                <w:noProof/>
+                <w:webHidden/>
+              </w:rPr>
+            </w:r>
+            <w:r>
+              <w:rPr>
+                <w:noProof/>
+                <w:webHidden/>
+              </w:rPr>
+              <w:fldChar w:fldCharType="separate"/>
+            </w:r>
+            <w:r>
+              <w:rPr>
+                <w:noProof/>
+                <w:webHidden/>
+              </w:rPr>
+              <w:t>8</w:t>
+            </w:r>
+            <w:r>
+              <w:rPr>
+                <w:noProof/>
+                <w:webHidden/>
+              </w:rPr>
+              <w:fldChar w:fldCharType="end"/>
+            </w:r>
+          </w:hyperlink>
+        </w:p>
+        <w:p>
+          <w:pPr>
+            <w:pStyle w:val="TDC3"/>
+            <w:tabs>
+              <w:tab w:val="right" w:leader="dot" w:pos="8828"/>
+            </w:tabs>
+            <w:rPr>
+              <w:noProof/>
+              <w:kern w:val="2"/>
+              <w:lang w:eastAsia="es-PE"/>
+            </w:rPr>
+          </w:pPr>
+          <w:hyperlink w:anchor="_Toc235008378" w:history="1">
+            <w:r>
+              <w:rPr>
+                <w:rStyle w:val="Hipervnculo"/>
+                <w:rFonts w:ascii="Arial" w:hAnsi="Arial" w:cs="Arial"/>
+                <w:noProof/>
+              </w:rPr>
+              <w:t>1.1.2 Ubicación e historia de la iniciativa</w:t>
+            </w:r>
+            <w:r>
+              <w:rPr>
+                <w:noProof/>
+                <w:webHidden/>
+              </w:rPr>
+              <w:tab/>
+            </w:r>
+            <w:r>
+              <w:rPr>
+                <w:noProof/>
+                <w:webHidden/>
+              </w:rPr>
+              <w:fldChar w:fldCharType="begin"/>
+            </w:r>
+            <w:r>
+              <w:rPr>
+                <w:noProof/>
+                <w:webHidden/>
+              </w:rPr>
+              <w:instrText xml:space="preserve"> PAGEREF _Toc235008378 \h </w:instrText>
+            </w:r>
+            <w:r>
+              <w:rPr>
+                <w:noProof/>
+                <w:webHidden/>
+              </w:rPr>
+            </w:r>
+            <w:r>
+              <w:rPr>
+                <w:noProof/>
+                <w:webHidden/>
+              </w:rPr>
+              <w:fldChar w:fldCharType="separate"/>
+            </w:r>
+            <w:r>
+              <w:rPr>
+                <w:noProof/>
+                <w:webHidden/>
+              </w:rPr>
+              <w:t>9</w:t>
+            </w:r>
+            <w:r>
+              <w:rPr>
+                <w:noProof/>
+                <w:webHidden/>
+              </w:rPr>
+              <w:fldChar w:fldCharType="end"/>
+            </w:r>
+          </w:hyperlink>
+        </w:p>
+        <w:p>
+          <w:pPr>
+            <w:pStyle w:val="TDC3"/>
+            <w:tabs>
+              <w:tab w:val="right" w:leader="dot" w:pos="8828"/>
+            </w:tabs>
+            <w:rPr>
+              <w:noProof/>
+              <w:kern w:val="2"/>
+              <w:lang w:eastAsia="es-PE"/>
+            </w:rPr>
+          </w:pPr>
+          <w:hyperlink w:anchor="_Toc235008379" w:history="1">
+            <w:r>
+              <w:rPr>
+                <w:rStyle w:val="Hipervnculo"/>
+                <w:rFonts w:ascii="Arial" w:hAnsi="Arial" w:cs="Arial"/>
+                <w:noProof/>
+              </w:rPr>
+              <w:t>1.1.3 Descripción de la operación</w:t>
+            </w:r>
+            <w:r>
+              <w:rPr>
+                <w:noProof/>
+                <w:webHidden/>
+              </w:rPr>
+              <w:tab/>
+            </w:r>
+            <w:r>
+              <w:rPr>
+                <w:noProof/>
+                <w:webHidden/>
+              </w:rPr>
+              <w:fldChar w:fldCharType="begin"/>
+            </w:r>
+            <w:r>
+              <w:rPr>
+                <w:noProof/>
+                <w:webHidden/>
+              </w:rPr>
+              <w:instrText xml:space="preserve"> PAGEREF _Toc235008379 \h </w:instrText>
+            </w:r>
+            <w:r>
+              <w:rPr>
+                <w:noProof/>
+                <w:webHidden/>
+              </w:rPr>
+            </w:r>
+            <w:r>
+              <w:rPr>
+                <w:noProof/>
+                <w:webHidden/>
+              </w:rPr>
+              <w:fldChar w:fldCharType="separate"/>
+            </w:r>
+            <w:r>
+              <w:rPr>
+                <w:noProof/>
+                <w:webHidden/>
+              </w:rPr>
+              <w:t>9</w:t>
+            </w:r>
+            <w:r>
+              <w:rPr>
+                <w:noProof/>
+                <w:webHidden/>
+              </w:rPr>
+              <w:fldChar w:fldCharType="end"/>
+            </w:r>
+          </w:hyperlink>
+        </w:p>
+        <w:p>
+          <w:pPr>
+            <w:pStyle w:val="TDC1"/>
+            <w:tabs>
+              <w:tab w:val="right" w:leader="dot" w:pos="8828"/>
+            </w:tabs>
+            <w:rPr>
+              <w:noProof/>
+              <w:kern w:val="2"/>
+              <w:lang w:eastAsia="es-PE"/>
+            </w:rPr>
+          </w:pPr>
+          <w:hyperlink w:anchor="_Toc235008380" w:history="1">
+            <w:r>
+              <w:rPr>
+                <w:rStyle w:val="Hipervnculo"/>
+                <w:rFonts w:ascii="Arial" w:hAnsi="Arial" w:cs="Arial"/>
+                <w:noProof/>
+              </w:rPr>
+              <w:t>CAPÍTULO II: SITUACIÓN PROBLEMÁTICA Y PROPUESTA DE AUTOMATIZACIÓN</w:t>
+            </w:r>
+            <w:r>
+              <w:rPr>
+                <w:noProof/>
+                <w:webHidden/>
+              </w:rPr>
+              <w:tab/>
+            </w:r>
+            <w:r>
+              <w:rPr>
+                <w:noProof/>
+                <w:webHidden/>
+              </w:rPr>
+              <w:fldChar w:fldCharType="begin"/>
+            </w:r>
+            <w:r>
+              <w:rPr>
+                <w:noProof/>
+                <w:webHidden/>
+              </w:rPr>
+              <w:instrText xml:space="preserve"> PAGEREF _Toc235008380 \h </w:instrText>
+            </w:r>
+            <w:r>
+              <w:rPr>
+                <w:noProof/>
+                <w:webHidden/>
+              </w:rPr>
+            </w:r>
+            <w:r>
+              <w:rPr>
+                <w:noProof/>
+                <w:webHidden/>
+              </w:rPr>
+              <w:fldChar w:fldCharType="separate"/>
+            </w:r>
+            <w:r>
+              <w:rPr>
+                <w:noProof/>
+                <w:webHidden/>
+              </w:rPr>
+              <w:t>11</w:t>
+            </w:r>
+            <w:r>
+              <w:rPr>
+                <w:noProof/>
+                <w:webHidden/>
+              </w:rPr>
+              <w:fldChar w:fldCharType="end"/>
+            </w:r>
+          </w:hyperlink>
+        </w:p>
+        <w:p>
+          <w:pPr>
+            <w:pStyle w:val="TDC2"/>
+            <w:tabs>
+              <w:tab w:val="right" w:leader="dot" w:pos="8828"/>
+            </w:tabs>
+            <w:rPr>
+              <w:noProof/>
+              <w:kern w:val="2"/>
+              <w:lang w:eastAsia="es-PE"/>
+            </w:rPr>
+          </w:pPr>
+          <w:hyperlink w:anchor="_Toc235008381" w:history="1">
+            <w:r>
+              <w:rPr>
+                <w:rStyle w:val="Hipervnculo"/>
+                <w:rFonts w:ascii="Arial" w:hAnsi="Arial" w:cs="Arial"/>
+                <w:noProof/>
+              </w:rPr>
+              <w:t>2.1 Situación problemática</w:t>
+            </w:r>
+            <w:r>
+              <w:rPr>
+                <w:noProof/>
+                <w:webHidden/>
+              </w:rPr>
+              <w:tab/>
+            </w:r>
+            <w:r>
+              <w:rPr>
+                <w:noProof/>
+                <w:webHidden/>
+              </w:rPr>
+              <w:fldChar w:fldCharType="begin"/>
+            </w:r>
+            <w:r>
+              <w:rPr>
+                <w:noProof/>
+                <w:webHidden/>
+              </w:rPr>
+              <w:instrText xml:space="preserve"> PAGEREF _Toc235008381 \h </w:instrText>
+            </w:r>
+            <w:r>
+              <w:rPr>
+                <w:noProof/>
+                <w:webHidden/>
+              </w:rPr>
+            </w:r>
+            <w:r>
+              <w:rPr>
+                <w:noProof/>
+                <w:webHidden/>
+              </w:rPr>
+              <w:fldChar w:fldCharType="separate"/>
+            </w:r>
+            <w:r>
+              <w:rPr>
+                <w:noProof/>
+                <w:webHidden/>
+              </w:rPr>
+              <w:t>11</w:t>
+            </w:r>
+            <w:r>
+              <w:rPr>
+                <w:noProof/>
+                <w:webHidden/>
+              </w:rPr>
+              <w:fldChar w:fldCharType="end"/>
+            </w:r>
+          </w:hyperlink>
+        </w:p>
+        <w:p>
+          <w:pPr>
+            <w:pStyle w:val="TDC3"/>
+            <w:tabs>
+              <w:tab w:val="right" w:leader="dot" w:pos="8828"/>
+            </w:tabs>
+            <w:rPr>
+              <w:noProof/>
+              <w:kern w:val="2"/>
+              <w:lang w:eastAsia="es-PE"/>
+            </w:rPr>
+          </w:pPr>
+          <w:hyperlink w:anchor="_Toc235008382" w:history="1">
+            <w:r>
+              <w:rPr>
+                <w:rStyle w:val="Hipervnculo"/>
+                <w:rFonts w:ascii="Arial" w:hAnsi="Arial" w:cs="Arial"/>
+                <w:noProof/>
+              </w:rPr>
+              <w:t>2.1.1 Opacidad transaccional</w:t>
+            </w:r>
+            <w:r>
+              <w:rPr>
+                <w:noProof/>
+                <w:webHidden/>
+              </w:rPr>
+              <w:tab/>
+            </w:r>
+            <w:r>
+              <w:rPr>
+                <w:noProof/>
+                <w:webHidden/>
+              </w:rPr>
+              <w:fldChar w:fldCharType="begin"/>
+            </w:r>
+            <w:r>
+              <w:rPr>
+                <w:noProof/>
+                <w:webHidden/>
+              </w:rPr>
+              <w:instrText xml:space="preserve"> PAGEREF _Toc235008382 \h </w:instrText>
+            </w:r>
+            <w:r>
+              <w:rPr>
+                <w:noProof/>
+                <w:webHidden/>
+              </w:rPr>
+            </w:r>
+            <w:r>
+              <w:rPr>
+                <w:noProof/>
+                <w:webHidden/>
+              </w:rPr>
+              <w:fldChar w:fldCharType="separate"/>
+            </w:r>
+            <w:r>
+              <w:rPr>
+                <w:noProof/>
+                <w:webHidden/>
+              </w:rPr>
+              <w:t>11</w:t>
+            </w:r>
+            <w:r>
+              <w:rPr>
+                <w:noProof/>
+                <w:webHidden/>
+              </w:rPr>
+              <w:fldChar w:fldCharType="end"/>
+            </w:r>
+          </w:hyperlink>
+        </w:p>
+        <w:p>
+          <w:pPr>
+            <w:pStyle w:val="TDC3"/>
+            <w:tabs>
+              <w:tab w:val="right" w:leader="dot" w:pos="8828"/>
+            </w:tabs>
+            <w:rPr>
+              <w:noProof/>
+              <w:kern w:val="2"/>
+              <w:lang w:eastAsia="es-PE"/>
+            </w:rPr>
+          </w:pPr>
+          <w:hyperlink w:anchor="_Toc235008383" w:history="1">
+            <w:r>
+              <w:rPr>
+                <w:rStyle w:val="Hipervnculo"/>
+                <w:rFonts w:ascii="Arial" w:hAnsi="Arial" w:cs="Arial"/>
+                <w:noProof/>
+              </w:rPr>
+              <w:t>2.1.2 Congelamiento asimétrico por rollover</w:t>
+            </w:r>
+            <w:r>
+              <w:rPr>
+                <w:noProof/>
+                <w:webHidden/>
+              </w:rPr>
+              <w:tab/>
+            </w:r>
+            <w:r>
+              <w:rPr>
+                <w:noProof/>
+                <w:webHidden/>
+              </w:rPr>
+              <w:fldChar w:fldCharType="begin"/>
+            </w:r>
+            <w:r>
+              <w:rPr>
+                <w:noProof/>
+                <w:webHidden/>
+              </w:rPr>
+              <w:instrText xml:space="preserve"> PAGEREF _Toc235008383 \h </w:instrText>
+            </w:r>
+            <w:r>
+              <w:rPr>
+                <w:noProof/>
+                <w:webHidden/>
+              </w:rPr>
+            </w:r>
+            <w:r>
+              <w:rPr>
+                <w:noProof/>
+                <w:webHidden/>
+              </w:rPr>
+              <w:fldChar w:fldCharType="separate"/>
+            </w:r>
+            <w:r>
+              <w:rPr>
+                <w:noProof/>
+                <w:webHidden/>
+              </w:rPr>
+              <w:t>11</w:t>
+            </w:r>
+            <w:r>
+              <w:rPr>
+                <w:noProof/>
+                <w:webHidden/>
+              </w:rPr>
+              <w:fldChar w:fldCharType="end"/>
+            </w:r>
+          </w:hyperlink>
+        </w:p>
+        <w:p>
+          <w:pPr>
+            <w:pStyle w:val="TDC3"/>
+            <w:tabs>
+              <w:tab w:val="right" w:leader="dot" w:pos="8828"/>
+            </w:tabs>
+            <w:rPr>
+              <w:noProof/>
+              <w:kern w:val="2"/>
+              <w:lang w:eastAsia="es-PE"/>
+            </w:rPr>
+          </w:pPr>
+          <w:hyperlink w:anchor="_Toc235008384" w:history="1">
+            <w:r>
+              <w:rPr>
+                <w:rStyle w:val="Hipervnculo"/>
+                <w:rFonts w:ascii="Arial" w:hAnsi="Arial" w:cs="Arial"/>
+                <w:noProof/>
+              </w:rPr>
+              <w:t>2.1.3 Sesgo de ilusión de ganancia</w:t>
+            </w:r>
+            <w:r>
+              <w:rPr>
+                <w:noProof/>
+                <w:webHidden/>
+              </w:rPr>
+              <w:tab/>
+            </w:r>
+            <w:r>
+              <w:rPr>
+                <w:noProof/>
+                <w:webHidden/>
+              </w:rPr>
+              <w:fldChar w:fldCharType="begin"/>
+            </w:r>
+            <w:r>
+              <w:rPr>
+                <w:noProof/>
+                <w:webHidden/>
+              </w:rPr>
+              <w:instrText xml:space="preserve"> PAGEREF _Toc235008384 \h </w:instrText>
+            </w:r>
+            <w:r>
+              <w:rPr>
+                <w:noProof/>
+                <w:webHidden/>
+              </w:rPr>
+            </w:r>
+            <w:r>
+              <w:rPr>
+                <w:noProof/>
+                <w:webHidden/>
+              </w:rPr>
+              <w:fldChar w:fldCharType="separate"/>
+            </w:r>
+            <w:r>
+              <w:rPr>
+                <w:noProof/>
+                <w:webHidden/>
+              </w:rPr>
+              <w:t>12</w:t>
+            </w:r>
+            <w:r>
+              <w:rPr>
+                <w:noProof/>
+                <w:webHidden/>
+              </w:rPr>
+              <w:fldChar w:fldCharType="end"/>
+            </w:r>
+          </w:hyperlink>
+        </w:p>
+        <w:p>
+          <w:pPr>
+            <w:pStyle w:val="TDC3"/>
+            <w:tabs>
+              <w:tab w:val="right" w:leader="dot" w:pos="8828"/>
+            </w:tabs>
+            <w:rPr>
+              <w:noProof/>
+              <w:kern w:val="2"/>
+              <w:lang w:eastAsia="es-PE"/>
+            </w:rPr>
+          </w:pPr>
+          <w:hyperlink w:anchor="_Toc235008385" w:history="1">
+            <w:r>
+              <w:rPr>
+                <w:rStyle w:val="Hipervnculo"/>
+                <w:rFonts w:ascii="Arial" w:hAnsi="Arial" w:cs="Arial"/>
+                <w:noProof/>
+              </w:rPr>
+              <w:t>2.1.4 Otros riesgos identificados</w:t>
+            </w:r>
+            <w:r>
+              <w:rPr>
+                <w:noProof/>
+                <w:webHidden/>
+              </w:rPr>
+              <w:tab/>
+            </w:r>
+            <w:r>
+              <w:rPr>
+                <w:noProof/>
+                <w:webHidden/>
+              </w:rPr>
+              <w:fldChar w:fldCharType="begin"/>
+            </w:r>
+            <w:r>
+              <w:rPr>
+                <w:noProof/>
+                <w:webHidden/>
+              </w:rPr>
+              <w:instrText xml:space="preserve"> PAGEREF _Toc235008385 \h </w:instrText>
+            </w:r>
+            <w:r>
+              <w:rPr>
+                <w:noProof/>
+                <w:webHidden/>
+              </w:rPr>
+            </w:r>
+            <w:r>
+              <w:rPr>
+                <w:noProof/>
+                <w:webHidden/>
+              </w:rPr>
+              <w:fldChar w:fldCharType="separate"/>
+            </w:r>
+            <w:r>
+              <w:rPr>
+                <w:noProof/>
+                <w:webHidden/>
+              </w:rPr>
+              <w:t>12</w:t>
+            </w:r>
+            <w:r>
+              <w:rPr>
+                <w:noProof/>
+                <w:webHidden/>
+              </w:rPr>
+              <w:fldChar w:fldCharType="end"/>
+            </w:r>
+          </w:hyperlink>
+        </w:p>
+        <w:p>
+          <w:pPr>
+            <w:pStyle w:val="TDC2"/>
+            <w:tabs>
+              <w:tab w:val="right" w:leader="dot" w:pos="8828"/>
+            </w:tabs>
+            <w:rPr>
+              <w:noProof/>
+              <w:kern w:val="2"/>
+              <w:lang w:eastAsia="es-PE"/>
+            </w:rPr>
+          </w:pPr>
+          <w:hyperlink w:anchor="_Toc235008386" w:history="1">
+            <w:r>
+              <w:rPr>
+                <w:rStyle w:val="Hipervnculo"/>
+                <w:rFonts w:ascii="Arial" w:hAnsi="Arial" w:cs="Arial"/>
+                <w:noProof/>
+              </w:rPr>
+              <w:t>2.2 Proceso a solucionar mediante automatización</w:t>
+            </w:r>
+            <w:r>
+              <w:rPr>
+                <w:noProof/>
+                <w:webHidden/>
+              </w:rPr>
+              <w:tab/>
+            </w:r>
+            <w:r>
+              <w:rPr>
+                <w:noProof/>
+                <w:webHidden/>
+              </w:rPr>
+              <w:fldChar w:fldCharType="begin"/>
+            </w:r>
+            <w:r>
+              <w:rPr>
+                <w:noProof/>
+                <w:webHidden/>
+              </w:rPr>
+              <w:instrText xml:space="preserve"> PAGEREF _Toc235008386 \h </w:instrText>
+            </w:r>
+            <w:r>
+              <w:rPr>
+                <w:noProof/>
+                <w:webHidden/>
+              </w:rPr>
+            </w:r>
+            <w:r>
+              <w:rPr>
+                <w:noProof/>
+                <w:webHidden/>
+              </w:rPr>
+              <w:fldChar w:fldCharType="separate"/>
+            </w:r>
+            <w:r>
+              <w:rPr>
+                <w:noProof/>
+                <w:webHidden/>
+              </w:rPr>
+              <w:t>13</w:t>
+            </w:r>
+            <w:r>
+              <w:rPr>
+                <w:noProof/>
+                <w:webHidden/>
+              </w:rPr>
+              <w:fldChar w:fldCharType="end"/>
+            </w:r>
+          </w:hyperlink>
+        </w:p>
+        <w:p>
+          <w:pPr>
+            <w:pStyle w:val="TDC3"/>
+            <w:tabs>
+              <w:tab w:val="right" w:leader="dot" w:pos="8828"/>
+            </w:tabs>
+            <w:rPr>
+              <w:noProof/>
+              <w:kern w:val="2"/>
+              <w:lang w:eastAsia="es-PE"/>
+            </w:rPr>
+          </w:pPr>
+          <w:hyperlink w:anchor="_Toc235008387" w:history="1">
+            <w:r>
+              <w:rPr>
+                <w:rStyle w:val="Hipervnculo"/>
+                <w:rFonts w:ascii="Arial" w:hAnsi="Arial" w:cs="Arial"/>
+                <w:noProof/>
+              </w:rPr>
+              <w:t>2.2.1 Flujo automatizado</w:t>
+            </w:r>
+            <w:r>
+              <w:rPr>
+                <w:noProof/>
+                <w:webHidden/>
+              </w:rPr>
+              <w:tab/>
+            </w:r>
+            <w:r>
+              <w:rPr>
+                <w:noProof/>
+                <w:webHidden/>
+              </w:rPr>
+              <w:fldChar w:fldCharType="begin"/>
+            </w:r>
+            <w:r>
+              <w:rPr>
+                <w:noProof/>
+                <w:webHidden/>
+              </w:rPr>
+              <w:instrText xml:space="preserve"> PAGEREF _Toc235008387 \h </w:instrText>
+            </w:r>
+            <w:r>
+              <w:rPr>
+                <w:noProof/>
+                <w:webHidden/>
+              </w:rPr>
+            </w:r>
+            <w:r>
+              <w:rPr>
+                <w:noProof/>
+                <w:webHidden/>
+              </w:rPr>
+              <w:fldChar w:fldCharType="separate"/>
+            </w:r>
+            <w:r>
+              <w:rPr>
+                <w:noProof/>
+                <w:webHidden/>
+              </w:rPr>
+              <w:t>13</w:t>
+            </w:r>
+            <w:r>
+              <w:rPr>
+                <w:noProof/>
+                <w:webHidden/>
+              </w:rPr>
+              <w:fldChar w:fldCharType="end"/>
+            </w:r>
+          </w:hyperlink>
+        </w:p>
+        <w:p>
+          <w:pPr>
+            <w:pStyle w:val="TDC1"/>
+            <w:tabs>
+              <w:tab w:val="right" w:leader="dot" w:pos="8828"/>
+            </w:tabs>
+            <w:rPr>
+              <w:noProof/>
+              <w:kern w:val="2"/>
+              <w:lang w:eastAsia="es-PE"/>
+            </w:rPr>
+          </w:pPr>
+          <w:hyperlink w:anchor="_Toc235008388" w:history="1">
+            <w:r>
+              <w:rPr>
+                <w:rStyle w:val="Hipervnculo"/>
+                <w:rFonts w:ascii="Arial" w:hAnsi="Arial" w:cs="Arial"/>
+                <w:noProof/>
+              </w:rPr>
+              <w:t>CAPÍTULO III: MODELAMIENTO ORIENTADO A OBJETOS</w:t>
+            </w:r>
+            <w:r>
+              <w:rPr>
+                <w:noProof/>
+                <w:webHidden/>
+              </w:rPr>
+              <w:tab/>
+            </w:r>
+            <w:r>
+              <w:rPr>
+                <w:noProof/>
+                <w:webHidden/>
+              </w:rPr>
+              <w:fldChar w:fldCharType="begin"/>
+            </w:r>
+            <w:r>
+              <w:rPr>
+                <w:noProof/>
+                <w:webHidden/>
+              </w:rPr>
+              <w:instrText xml:space="preserve"> PAGEREF _Toc235008388 \h </w:instrText>
+            </w:r>
+            <w:r>
+              <w:rPr>
+                <w:noProof/>
+                <w:webHidden/>
+              </w:rPr>
+            </w:r>
+            <w:r>
+              <w:rPr>
+                <w:noProof/>
+                <w:webHidden/>
+              </w:rPr>
+              <w:fldChar w:fldCharType="separate"/>
+            </w:r>
+            <w:r>
+              <w:rPr>
+                <w:noProof/>
+                <w:webHidden/>
+              </w:rPr>
+              <w:t>16</w:t>
+            </w:r>
+            <w:r>
+              <w:rPr>
+                <w:noProof/>
+                <w:webHidden/>
+              </w:rPr>
+              <w:fldChar w:fldCharType="end"/>
+            </w:r>
+          </w:hyperlink>
+        </w:p>
+        <w:p>
+          <w:pPr>
+            <w:pStyle w:val="TDC2"/>
+            <w:tabs>
+              <w:tab w:val="right" w:leader="dot" w:pos="8828"/>
+            </w:tabs>
+            <w:rPr>
+              <w:noProof/>
+              <w:kern w:val="2"/>
+              <w:lang w:eastAsia="es-PE"/>
+            </w:rPr>
+          </w:pPr>
+          <w:hyperlink w:anchor="_Toc235008389" w:history="1">
+            <w:r>
+              <w:rPr>
+                <w:rStyle w:val="Hipervnculo"/>
+                <w:rFonts w:ascii="Arial" w:hAnsi="Arial" w:cs="Arial"/>
+                <w:noProof/>
+              </w:rPr>
+              <w:t>3.1 Descripción de componentes POO</w:t>
+            </w:r>
+            <w:r>
+              <w:rPr>
+                <w:noProof/>
+                <w:webHidden/>
+              </w:rPr>
+              <w:tab/>
+            </w:r>
+            <w:r>
+              <w:rPr>
+                <w:noProof/>
+                <w:webHidden/>
+              </w:rPr>
+              <w:fldChar w:fldCharType="begin"/>
+            </w:r>
+            <w:r>
+              <w:rPr>
+                <w:noProof/>
+                <w:webHidden/>
+              </w:rPr>
+              <w:instrText xml:space="preserve"> PAGEREF _Toc235008389 \h </w:instrText>
+            </w:r>
+            <w:r>
+              <w:rPr>
+                <w:noProof/>
+                <w:webHidden/>
+              </w:rPr>
+            </w:r>
+            <w:r>
+              <w:rPr>
+                <w:noProof/>
+                <w:webHidden/>
+              </w:rPr>
+              <w:fldChar w:fldCharType="separate"/>
+            </w:r>
+            <w:r>
+              <w:rPr>
+                <w:noProof/>
+                <w:webHidden/>
+              </w:rPr>
+              <w:t>16</w:t>
+            </w:r>
+            <w:r>
+              <w:rPr>
+                <w:noProof/>
+                <w:webHidden/>
+              </w:rPr>
+              <w:fldChar w:fldCharType="end"/>
+            </w:r>
+          </w:hyperlink>
+        </w:p>
+        <w:p>
+          <w:pPr>
+            <w:pStyle w:val="TDC3"/>
+            <w:tabs>
+              <w:tab w:val="right" w:leader="dot" w:pos="8828"/>
+            </w:tabs>
+            <w:rPr>
+              <w:noProof/>
+              <w:kern w:val="2"/>
+              <w:lang w:eastAsia="es-PE"/>
+            </w:rPr>
+          </w:pPr>
+          <w:hyperlink w:anchor="_Toc235008390" w:history="1">
+            <w:r>
+              <w:rPr>
+                <w:rStyle w:val="Hipervnculo"/>
+                <w:rFonts w:ascii="Arial" w:hAnsi="Arial" w:cs="Arial"/>
+                <w:noProof/>
+              </w:rPr>
+              <w:t>3.1.1 Modelo conceptual</w:t>
+            </w:r>
+            <w:r>
+              <w:rPr>
+                <w:noProof/>
+                <w:webHidden/>
+              </w:rPr>
+              <w:tab/>
+            </w:r>
+            <w:r>
+              <w:rPr>
+                <w:noProof/>
+                <w:webHidden/>
+              </w:rPr>
+              <w:fldChar w:fldCharType="begin"/>
+            </w:r>
+            <w:r>
+              <w:rPr>
+                <w:noProof/>
+                <w:webHidden/>
+              </w:rPr>
+              <w:instrText xml:space="preserve"> PAGEREF _Toc235008390 \h </w:instrText>
+            </w:r>
+            <w:r>
+              <w:rPr>
+                <w:noProof/>
+                <w:webHidden/>
+              </w:rPr>
+            </w:r>
+            <w:r>
+              <w:rPr>
+                <w:noProof/>
+                <w:webHidden/>
+              </w:rPr>
+              <w:fldChar w:fldCharType="separate"/>
+            </w:r>
+            <w:r>
+              <w:rPr>
+                <w:noProof/>
+                <w:webHidden/>
+              </w:rPr>
+              <w:t>16</w:t>
+            </w:r>
+            <w:r>
+              <w:rPr>
+                <w:noProof/>
+                <w:webHidden/>
+              </w:rPr>
+              <w:fldChar w:fldCharType="end"/>
+            </w:r>
+          </w:hyperlink>
+        </w:p>
+        <w:p>
+          <w:pPr>
+            <w:pStyle w:val="TDC2"/>
+            <w:tabs>
+              <w:tab w:val="right" w:leader="dot" w:pos="8828"/>
+            </w:tabs>
+            <w:rPr>
+              <w:noProof/>
+              <w:kern w:val="2"/>
+              <w:lang w:eastAsia="es-PE"/>
+            </w:rPr>
+          </w:pPr>
+          <w:hyperlink w:anchor="_Toc235008391" w:history="1">
+            <w:r>
+              <w:rPr>
+                <w:rStyle w:val="Hipervnculo"/>
+                <w:rFonts w:ascii="Arial" w:hAnsi="Arial" w:cs="Arial"/>
+                <w:noProof/>
+              </w:rPr>
+              <w:t>3.2 Modelamiento UML</w:t>
+            </w:r>
+            <w:r>
+              <w:rPr>
+                <w:noProof/>
+                <w:webHidden/>
+              </w:rPr>
+              <w:tab/>
+            </w:r>
+            <w:r>
+              <w:rPr>
+                <w:noProof/>
+                <w:webHidden/>
+              </w:rPr>
+              <w:fldChar w:fldCharType="begin"/>
+            </w:r>
+            <w:r>
+              <w:rPr>
+                <w:noProof/>
+                <w:webHidden/>
+              </w:rPr>
+              <w:instrText xml:space="preserve"> PAGEREF _Toc235008391 \h </w:instrText>
+            </w:r>
+            <w:r>
+              <w:rPr>
+                <w:noProof/>
+                <w:webHidden/>
+              </w:rPr>
+            </w:r>
+            <w:r>
+              <w:rPr>
+                <w:noProof/>
+                <w:webHidden/>
+              </w:rPr>
+              <w:fldChar w:fldCharType="separate"/>
+            </w:r>
+            <w:r>
+              <w:rPr>
+                <w:noProof/>
+                <w:webHidden/>
+              </w:rPr>
+              <w:t>17</w:t>
+            </w:r>
+            <w:r>
+              <w:rPr>
+                <w:noProof/>
+                <w:webHidden/>
+              </w:rPr>
+              <w:fldChar w:fldCharType="end"/>
+            </w:r>
+          </w:hyperlink>
+        </w:p>
+        <w:p>
+          <w:pPr>
+            <w:pStyle w:val="TDC3"/>
+            <w:tabs>
+              <w:tab w:val="right" w:leader="dot" w:pos="8828"/>
+            </w:tabs>
+            <w:rPr>
+              <w:noProof/>
+              <w:kern w:val="2"/>
+              <w:lang w:eastAsia="es-PE"/>
+            </w:rPr>
+          </w:pPr>
+          <w:hyperlink w:anchor="_Toc235008392" w:history="1">
+            <w:r>
+              <w:rPr>
+                <w:rStyle w:val="Hipervnculo"/>
+                <w:rFonts w:ascii="Arial" w:hAnsi="Arial" w:cs="Arial"/>
+                <w:noProof/>
+              </w:rPr>
+              <w:t>3.2.1 UML conceptual del proyecto</w:t>
+            </w:r>
+            <w:r>
+              <w:rPr>
+                <w:noProof/>
+                <w:webHidden/>
+              </w:rPr>
+              <w:tab/>
+            </w:r>
+            <w:r>
+              <w:rPr>
+                <w:noProof/>
+                <w:webHidden/>
+              </w:rPr>
+              <w:fldChar w:fldCharType="begin"/>
+            </w:r>
+            <w:r>
+              <w:rPr>
+                <w:noProof/>
+                <w:webHidden/>
+              </w:rPr>
+              <w:instrText xml:space="preserve"> PAGEREF _Toc235008392 \h </w:instrText>
+            </w:r>
+            <w:r>
+              <w:rPr>
+                <w:noProof/>
+                <w:webHidden/>
+              </w:rPr>
+            </w:r>
+            <w:r>
+              <w:rPr>
+                <w:noProof/>
+                <w:webHidden/>
+              </w:rPr>
+              <w:fldChar w:fldCharType="separate"/>
+            </w:r>
+            <w:r>
+              <w:rPr>
+                <w:noProof/>
+                <w:webHidden/>
+              </w:rPr>
+              <w:t>17</w:t>
+            </w:r>
+            <w:r>
+              <w:rPr>
+                <w:noProof/>
+                <w:webHidden/>
+              </w:rPr>
+              <w:fldChar w:fldCharType="end"/>
+            </w:r>
+          </w:hyperlink>
+        </w:p>
+        <w:p>
+          <w:pPr>
+            <w:pStyle w:val="TDC3"/>
+            <w:tabs>
+              <w:tab w:val="right" w:leader="dot" w:pos="8828"/>
+            </w:tabs>
+            <w:rPr>
+              <w:noProof/>
+              <w:kern w:val="2"/>
+              <w:lang w:eastAsia="es-PE"/>
+            </w:rPr>
+          </w:pPr>
+          <w:hyperlink w:anchor="_Toc235008393" w:history="1">
+            <w:r>
+              <w:rPr>
+                <w:rStyle w:val="Hipervnculo"/>
+                <w:rFonts w:ascii="Arial" w:hAnsi="Arial" w:cs="Arial"/>
+                <w:noProof/>
+              </w:rPr>
+              <w:t>3.2.2 UML de trazabilidad de la implementación final</w:t>
+            </w:r>
+            <w:r>
+              <w:rPr>
+                <w:noProof/>
+                <w:webHidden/>
+              </w:rPr>
+              <w:tab/>
+            </w:r>
+            <w:r>
+              <w:rPr>
+                <w:noProof/>
+                <w:webHidden/>
+              </w:rPr>
+              <w:fldChar w:fldCharType="begin"/>
+            </w:r>
+            <w:r>
+              <w:rPr>
+                <w:noProof/>
+                <w:webHidden/>
+              </w:rPr>
+              <w:instrText xml:space="preserve"> PAGEREF _Toc235008393 \h </w:instrText>
+            </w:r>
+            <w:r>
+              <w:rPr>
+                <w:noProof/>
+                <w:webHidden/>
+              </w:rPr>
+            </w:r>
+            <w:r>
+              <w:rPr>
+                <w:noProof/>
+                <w:webHidden/>
+              </w:rPr>
+              <w:fldChar w:fldCharType="separate"/>
+            </w:r>
+            <w:r>
+              <w:rPr>
+                <w:noProof/>
+                <w:webHidden/>
+              </w:rPr>
+              <w:t>18</w:t>
+            </w:r>
+            <w:r>
+              <w:rPr>
+                <w:noProof/>
+                <w:webHidden/>
+              </w:rPr>
+              <w:fldChar w:fldCharType="end"/>
+            </w:r>
+          </w:hyperlink>
+        </w:p>
+        <w:p>
+          <w:pPr>
+            <w:spacing w:line="360" w:lineRule="auto"/>
+            <w:rPr>
+              <w:rFonts w:ascii="Arial" w:hAnsi="Arial" w:cs="Arial"/>
+            </w:rPr>
+          </w:pPr>
+          <w:r>
+            <w:rPr>
+              <w:b/>
+              <w:bCs/>
+              <w:lang w:val="es-ES"/>
+            </w:rPr>
+            <w:fldChar w:fldCharType="end"/>
+          </w:r>
+        </w:p>
+      </w:sdtContent>
+    </w:sdt>
     <w:p>
       <w:pPr>
         <w:spacing w:line="360" w:lineRule="auto"/>
@@ -4202,7 +6874,7 @@
                     <pic:cNvPicPr/>
                   </pic:nvPicPr>
                   <pic:blipFill rotWithShape="1">
-                    <a:blip r:embed="rId8"/>
+                    <a:blip r:embed="rId9"/>
                     <a:srcRect t="3136"/>
                     <a:stretch>
                       <a:fillRect/>
@@ -8362,7 +11034,7 @@
                     <pic:cNvPicPr/>
                   </pic:nvPicPr>
                   <pic:blipFill>
-                    <a:blip r:embed="rId9"/>
+                    <a:blip r:embed="rId10"/>
                     <a:stretch>
                       <a:fillRect/>
                     </a:stretch>
@@ -8439,7 +11111,7 @@
                     <pic:cNvPicPr/>
                   </pic:nvPicPr>
                   <pic:blipFill>
-                    <a:blip r:embed="rId10"/>
+                    <a:blip r:embed="rId11"/>
                     <a:stretch>
                       <a:fillRect/>
                     </a:stretch>
@@ -9400,7 +12072,7 @@
                     <pic:cNvPicPr/>
                   </pic:nvPicPr>
                   <pic:blipFill rotWithShape="1">
-                    <a:blip r:embed="rId11">
+                    <a:blip r:embed="rId12">
                       <a:extLst>
                         <a:ext uri="{28A0092B-C50C-407E-A947-70E740481C1C}">
                           <a14:useLocalDpi xmlns:a14="http://schemas.microsoft.com/office/drawing/2010/main" val="0"/>
@@ -13341,7 +16013,7 @@
                     <pic:cNvPicPr/>
                   </pic:nvPicPr>
                   <pic:blipFill>
-                    <a:blip r:embed="rId12"/>
+                    <a:blip r:embed="rId13"/>
                     <a:stretch>
                       <a:fillRect/>
                     </a:stretch>
@@ -14779,7 +17451,7 @@
                     </pic:cNvPicPr>
                   </pic:nvPicPr>
                   <pic:blipFill>
-                    <a:blip r:embed="rId13" cstate="print">
+                    <a:blip r:embed="rId14" cstate="print">
                       <a:extLst>
                         <a:ext uri="{28A0092B-C50C-407E-A947-70E740481C1C}">
                           <a14:useLocalDpi xmlns:a14="http://schemas.microsoft.com/office/drawing/2010/main" val="0"/>
